--- a/exports/BA-2026-TR-5510_Working_Review.docx
+++ b/exports/BA-2026-TR-5510_Working_Review.docx
@@ -12,7 +12,7 @@
     </w:p>
     <w:p>
       <w:r>
-        <w:t>Deal ID: BA-2026-TR-5510 | Supplier: Vanguard Thrust Systems Corp. (Tier-1 Actuation &amp; Propulsion) | Program: 777X / 787 Thrust Reverser Actuators (TRA-500) | Value: $38,000,000.00 (Firm-Fixed-Price (FFP) — $45,000,000 Ceiling) | Status: CONFLICT_DETECTED | Generated UTC: 2026-10-20T23:15:27Z</w:t>
+        <w:t>Deal ID: BA-2026-TR-5510 | Supplier: Vanguard Thrust Systems Corp. (Tier-1 Actuation &amp; Propulsion) | Program: 777X / 787 Thrust Reverser Actuators (TRA-500) | Value: $38,000,000.00 (Firm-Fixed-Price (FFP) — $45,000,000 Ceiling) | Status: CONFLICT_DETECTED | Generated UTC: 2026-10-22T00:15:42Z</w:t>
       </w:r>
     </w:p>
     <w:tbl>
@@ -283,7 +283,7 @@
           </w:tcPr>
           <w:p>
             <w:r>
-              <w:t>2026-10-20T23:15:27Z</w:t>
+              <w:t>2026-10-22T00:15:42Z</w:t>
             </w:r>
           </w:p>
         </w:tc>
@@ -312,12 +312,12 @@
     </w:p>
     <w:p>
       <w:commentRangeStart w:id="1"/>
-      <w:del w:id="201" w:author="Diego Siciliani" w:date="2026-10-20T23:15:27Z">
+      <w:del w:id="201" w:author="Diego Siciliani" w:date="2026-10-22T00:15:42Z">
         <w:r>
           <w:delText xml:space="preserve">3.1 Firm-Fixed-Price (FFP) Ceiling: Total Contract price for all Thrust Reverser Actuator (TRA-500) shipsets under Schedule A is thirty-eight million U.S. dollars ($38,000,000.00) Firm-Fixed-Price (FFP). No commercial unit-price adjustments or liability-linked discounts are permitted without joint written approval of Procurement and Corporate Legal.</w:delText>
         </w:r>
       </w:del>
-      <w:ins w:id="202" w:author="Diego Siciliani" w:date="2026-10-20T23:15:27Z">
+      <w:ins w:id="202" w:author="Diego Siciliani" w:date="2026-10-22T00:15:42Z">
         <w:r>
           <w:t xml:space="preserve">3.1 Firm-Fixed-Price &amp; Commercial Cap Trade-Off Discount: Total Contract price under Schedule A reflects a 3.5% ($1,330,000.00) commercial unit-price discount (net $36,670,000.00 FFP), granted by Seller in consideration of Buyer's agreement in GP1 §19 to reduce Seller's General Liability Cap to 1.0x ($38,000,000.00) of Purchase Order value.</w:t>
         </w:r>
@@ -407,12 +407,12 @@
     </w:p>
     <w:p>
       <w:commentRangeStart w:id="3"/>
-      <w:del w:id="203" w:author="Miriam Graham" w:date="2026-10-20T23:15:27Z">
+      <w:del w:id="203" w:author="Miriam Graham" w:date="2026-10-22T00:15:42Z">
         <w:r>
           <w:delText xml:space="preserve">19.1 Per the GP1 §3.1 Commercial Cap Trade-Off Discount (3.5% unit-price reduction approved by Finance), Seller's total aggregate liability for all claims under this Contract is capped at 1.0x ($38,000,000) of Purchase Order value.</w:delText>
         </w:r>
       </w:del>
-      <w:ins w:id="204" w:author="Miriam Graham" w:date="2026-10-20T23:15:27Z">
+      <w:ins w:id="204" w:author="Miriam Graham" w:date="2026-10-22T00:15:42Z">
         <w:r>
           <w:t xml:space="preserve">19.1 Seller's aggregate liability for general direct commercial damages arising out of or related to this Contract shall not exceed one hundred fifty percent (150% / 1.5x) of total Purchase Order value ($57,000,000), with a 2.5x ($95,000,000) Super-Cap and uncapped carveouts for IP indemnification (§24), flight-safety Airworthiness Directives, and DFARS cybersecurity obligations. No commercial unit-price discount under GP1 §3.1 shall reduce Seller's liability cap below 1.5x PO value.</w:t>
         </w:r>
@@ -496,35 +496,35 @@
 
 <file path=word/comments.xml><?xml version="1.0" encoding="utf-8"?>
 <w:comments xmlns:w="http://schemas.openxmlformats.org/wordprocessingml/2006/main">
-  <w:comment w:id="1" w:author="Diego Siciliani" w:date="2026-10-20T23:15:27Z">
+  <w:comment w:id="1" w:author="Diego Siciliani" w:date="2026-10-22T00:15:42Z">
     <w:p>
       <w:r>
         <w:t>Diego Siciliani (VP Procurement Finance): Accepted 3.5% ($1.33M) unit-price discount in GP1 §3.1 conditioned on reducing GP1 §19 Liability Cap to 1.0x ($38M).</w:t>
       </w:r>
     </w:p>
   </w:comment>
-  <w:comment w:id="2" w:author="Megan Bowen" w:date="2026-10-20T23:15:27Z">
+  <w:comment w:id="2" w:author="Megan Bowen" w:date="2026-10-22T00:15:42Z">
     <w:p>
       <w:r>
         <w:t>Hold firm on 36-month warranty from aircraft delivery and unannounced FAA/Cymbal source inspections at any time per mandatory 14 CFR Part 21.140 / PC-700 airworthiness requirements (88% Held Firm precedent).</w:t>
       </w:r>
     </w:p>
   </w:comment>
-  <w:comment w:id="3" w:author="Miriam Graham" w:date="2026-10-20T23:15:27Z">
+  <w:comment w:id="3" w:author="Miriam Graham" w:date="2026-10-22T00:15:42Z">
     <w:p>
       <w:r>
         <w:t>Miriam Graham (VP Legal &amp; IP): CONFLICT WITH FINANCE — Legal Playbook strictly requires minimum 1.5x ($57M) Liability Cap and prohibits commercial cap-for-discount trade-offs in GP1 §3.1. Legal takes precedence.</w:t>
       </w:r>
     </w:p>
   </w:comment>
-  <w:comment w:id="4" w:author="Pradeep Gupta" w:date="2026-10-20T23:15:27Z">
+  <w:comment w:id="4" w:author="Pradeep Gupta" w:date="2026-10-22T00:15:42Z">
     <w:p>
       <w:r>
         <w:t>Harmonized with GP1 §3.1 ($45M Firm-Fixed-Price SOW): 50/50 shared tariff split above 5.0% statutory threshold, strictly capped at +2.0% ($900,000) of the FFP unit price (63% Tier-1 precedent match).</w:t>
       </w:r>
     </w:p>
   </w:comment>
-  <w:comment w:id="5" w:author="Alex Wilber" w:date="2026-10-20T23:15:27Z">
+  <w:comment w:id="5" w:author="Alex Wilber" w:date="2026-10-22T00:15:42Z">
     <w:p>
       <w:r>
         <w:t>Hold firm on mandatory 72-hour cyber incident reporting and 90-day raw forensic image preservation under DoD DFARS 252.204-7012 statutory flow-down (94% Held Firm precedent).</w:t>

--- a/exports/BA-2026-TR-5510_Working_Review.docx
+++ b/exports/BA-2026-TR-5510_Working_Review.docx
@@ -12,12 +12,13 @@
     </w:p>
     <w:p>
       <w:r>
-        <w:t>Deal ID: BA-2026-TR-5510 | Supplier: Vanguard Thrust Systems Corp. (Tier-1 Actuation &amp; Propulsion) | Program: 777X / 787 Thrust Reverser Actuators (TRA-500) | Value: $38,000,000.00 (Firm-Fixed-Price (FFP) — $45,000,000 Ceiling) | Status: CONFLICT_DETECTED | Generated UTC: 2026-10-22T00:15:42Z</w:t>
+        <w:t>Deal ID: BA-2026-TR-5510 | Supplier: Vanguard Thrust Systems Corp. (Tier-1 Actuation &amp; Propulsion) | Program: 777X / 787 Thrust Reverser Actuators (TRA-500) | Value: $38,000,000.00 (Firm-Fixed-Price (FFP) — $38,000,000 Ceiling) | Status: CONFLICT_DETECTED | Generated UTC: 2026-10-28T04:08:25Z</w:t>
       </w:r>
     </w:p>
     <w:tbl>
       <w:tblPr>
         <w:tblW w:type="auto" w:w="0"/>
+        <w:tblLayout w:type="fixed"/>
         <w:tblLook w:firstColumn="1" w:firstRow="1" w:lastColumn="0" w:lastRow="0" w:noHBand="0" w:noVBand="1" w:val="04A0"/>
       </w:tblPr>
       <w:tblGrid>
@@ -27,7 +28,7 @@
       <w:tr>
         <w:tc>
           <w:tcPr>
-            <w:tcW w:type="dxa" w:w="4320"/>
+            <w:tcW w:type="dxa" w:w="3312"/>
           </w:tcPr>
           <w:p>
             <w:r>
@@ -37,7 +38,7 @@
         </w:tc>
         <w:tc>
           <w:tcPr>
-            <w:tcW w:type="dxa" w:w="4320"/>
+            <w:tcW w:type="dxa" w:w="6048"/>
           </w:tcPr>
           <w:p>
             <w:r>
@@ -49,7 +50,7 @@
       <w:tr>
         <w:tc>
           <w:tcPr>
-            <w:tcW w:type="dxa" w:w="4320"/>
+            <w:tcW w:type="dxa" w:w="3312"/>
           </w:tcPr>
           <w:p>
             <w:r>
@@ -59,7 +60,7 @@
         </w:tc>
         <w:tc>
           <w:tcPr>
-            <w:tcW w:type="dxa" w:w="4320"/>
+            <w:tcW w:type="dxa" w:w="6048"/>
           </w:tcPr>
           <w:p>
             <w:r>
@@ -71,7 +72,7 @@
       <w:tr>
         <w:tc>
           <w:tcPr>
-            <w:tcW w:type="dxa" w:w="4320"/>
+            <w:tcW w:type="dxa" w:w="3312"/>
           </w:tcPr>
           <w:p>
             <w:r>
@@ -81,7 +82,7 @@
         </w:tc>
         <w:tc>
           <w:tcPr>
-            <w:tcW w:type="dxa" w:w="4320"/>
+            <w:tcW w:type="dxa" w:w="6048"/>
           </w:tcPr>
           <w:p>
             <w:r>
@@ -93,7 +94,7 @@
       <w:tr>
         <w:tc>
           <w:tcPr>
-            <w:tcW w:type="dxa" w:w="4320"/>
+            <w:tcW w:type="dxa" w:w="3312"/>
           </w:tcPr>
           <w:p>
             <w:r>
@@ -103,7 +104,7 @@
         </w:tc>
         <w:tc>
           <w:tcPr>
-            <w:tcW w:type="dxa" w:w="4320"/>
+            <w:tcW w:type="dxa" w:w="6048"/>
           </w:tcPr>
           <w:p>
             <w:r>
@@ -115,7 +116,7 @@
       <w:tr>
         <w:tc>
           <w:tcPr>
-            <w:tcW w:type="dxa" w:w="4320"/>
+            <w:tcW w:type="dxa" w:w="3312"/>
           </w:tcPr>
           <w:p>
             <w:r>
@@ -125,7 +126,7 @@
         </w:tc>
         <w:tc>
           <w:tcPr>
-            <w:tcW w:type="dxa" w:w="4320"/>
+            <w:tcW w:type="dxa" w:w="6048"/>
           </w:tcPr>
           <w:p>
             <w:r>
@@ -137,7 +138,7 @@
       <w:tr>
         <w:tc>
           <w:tcPr>
-            <w:tcW w:type="dxa" w:w="4320"/>
+            <w:tcW w:type="dxa" w:w="3312"/>
           </w:tcPr>
           <w:p>
             <w:r>
@@ -147,7 +148,7 @@
         </w:tc>
         <w:tc>
           <w:tcPr>
-            <w:tcW w:type="dxa" w:w="4320"/>
+            <w:tcW w:type="dxa" w:w="6048"/>
           </w:tcPr>
           <w:p>
             <w:r>
@@ -159,7 +160,7 @@
       <w:tr>
         <w:tc>
           <w:tcPr>
-            <w:tcW w:type="dxa" w:w="4320"/>
+            <w:tcW w:type="dxa" w:w="3312"/>
           </w:tcPr>
           <w:p>
             <w:r>
@@ -169,11 +170,11 @@
         </w:tc>
         <w:tc>
           <w:tcPr>
-            <w:tcW w:type="dxa" w:w="4320"/>
+            <w:tcW w:type="dxa" w:w="6048"/>
           </w:tcPr>
           <w:p>
             <w:r>
-              <w:t>Firm-Fixed-Price (FFP) — $45,000,000 Ceiling (GP1 §3.1)</w:t>
+              <w:t>Firm-Fixed-Price (FFP) — $38,000,000 Ceiling (GP1 §3.1)</w:t>
             </w:r>
           </w:p>
         </w:tc>
@@ -181,7 +182,7 @@
       <w:tr>
         <w:tc>
           <w:tcPr>
-            <w:tcW w:type="dxa" w:w="4320"/>
+            <w:tcW w:type="dxa" w:w="3312"/>
           </w:tcPr>
           <w:p>
             <w:r>
@@ -191,7 +192,7 @@
         </w:tc>
         <w:tc>
           <w:tcPr>
-            <w:tcW w:type="dxa" w:w="4320"/>
+            <w:tcW w:type="dxa" w:w="6048"/>
           </w:tcPr>
           <w:p>
             <w:r>
@@ -203,7 +204,7 @@
       <w:tr>
         <w:tc>
           <w:tcPr>
-            <w:tcW w:type="dxa" w:w="4320"/>
+            <w:tcW w:type="dxa" w:w="3312"/>
           </w:tcPr>
           <w:p>
             <w:r>
@@ -213,7 +214,7 @@
         </w:tc>
         <w:tc>
           <w:tcPr>
-            <w:tcW w:type="dxa" w:w="4320"/>
+            <w:tcW w:type="dxa" w:w="6048"/>
           </w:tcPr>
           <w:p>
             <w:r>
@@ -225,7 +226,7 @@
       <w:tr>
         <w:tc>
           <w:tcPr>
-            <w:tcW w:type="dxa" w:w="4320"/>
+            <w:tcW w:type="dxa" w:w="3312"/>
           </w:tcPr>
           <w:p>
             <w:r>
@@ -235,7 +236,7 @@
         </w:tc>
         <w:tc>
           <w:tcPr>
-            <w:tcW w:type="dxa" w:w="4320"/>
+            <w:tcW w:type="dxa" w:w="6048"/>
           </w:tcPr>
           <w:p>
             <w:r>
@@ -247,7 +248,7 @@
       <w:tr>
         <w:tc>
           <w:tcPr>
-            <w:tcW w:type="dxa" w:w="4320"/>
+            <w:tcW w:type="dxa" w:w="3312"/>
           </w:tcPr>
           <w:p>
             <w:r>
@@ -257,7 +258,7 @@
         </w:tc>
         <w:tc>
           <w:tcPr>
-            <w:tcW w:type="dxa" w:w="4320"/>
+            <w:tcW w:type="dxa" w:w="6048"/>
           </w:tcPr>
           <w:p>
             <w:r>
@@ -269,7 +270,7 @@
       <w:tr>
         <w:tc>
           <w:tcPr>
-            <w:tcW w:type="dxa" w:w="4320"/>
+            <w:tcW w:type="dxa" w:w="3312"/>
           </w:tcPr>
           <w:p>
             <w:r>
@@ -279,11 +280,11 @@
         </w:tc>
         <w:tc>
           <w:tcPr>
-            <w:tcW w:type="dxa" w:w="4320"/>
+            <w:tcW w:type="dxa" w:w="6048"/>
           </w:tcPr>
           <w:p>
             <w:r>
-              <w:t>2026-10-22T00:15:42Z</w:t>
+              <w:t>2026-10-28T04:08:25Z</w:t>
             </w:r>
           </w:p>
         </w:tc>
@@ -299,7 +300,7 @@
     </w:p>
     <w:p>
       <w:r>
-        <w:t xml:space="preserve">1.1 (a) Definitions: "Buyer" means Cymbal Aerospace Corporation or its wholly-owned aerospace subsidiary identified on the face of the Master Purchase Agreement (`BA-2026-AV-8921`). "Seller" means Apex AeroSystems Inc. or the legal entity furnishing Goods and flight-critical software hereunder. "Goods" means the Triple-Redundant Fly-By-Wire Flight Control Computers (`FCC-900`), Line Replaceable Units (`LRUs`), embedded DAL-A flight control firmware, and associated technical deliverables specified in Statement of Work (`SOW-AV-8921`) Schedule A. (b) Order of Precedence: In the event of any ambiguity or inconsistency among Contract documents, Special Provisions (`SP3` International &amp; Tariff Provisions and `SP5` Cybersecurity &amp; Defense Provisions) shall take precedence over these General Provisions (`GP1`), expressly excluding the Firm-Fixed-Price (`FFP`) unit price locks and $45,000,000 aggregate ceiling set forth in GP1 §3.1 and SOW Schedule A, which shall govern over any conflicting Special Provision unless modified by a formal bilateral Change Order.</w:t>
+        <w:t xml:space="preserve">1.1 Buyer means Cymbal Aerospace Corporation. Seller means Vanguard Thrust Systems Corp. supplying 777X/787 Thrust Reverser Actuators (TRA-500). In the event of any inconsistency among Contract documents, Special Provisions (SP) shall take precedence over General Provisions (GP1), excluding Firm-Fixed-Price caps set forth in GP1 §3.1.</w:t>
       </w:r>
     </w:p>
     <w:p>
@@ -307,23 +308,42 @@
         <w:pStyle w:val="Heading2"/>
       </w:pPr>
       <w:r>
-        <w:t>GP1 §3.1 — Firm-Fixed-Price SOW Cap &amp; Pricing Integrity [⏳ PENDING REVIEW]</w:t>
+        <w:t>GP1 §3.1 — Firm-Fixed-Price SOW Cap &amp; Pricing Integrity [⚠️ CONFLICT — Diego Siciliani]</w:t>
       </w:r>
     </w:p>
     <w:p>
       <w:commentRangeStart w:id="1"/>
-      <w:del w:id="201" w:author="Diego Siciliani" w:date="2026-10-22T00:15:42Z">
+      <w:r>
+        <w:t xml:space="preserve">3.1 All TRA-500 Thrust Reverser Actuator unit prices in Statement of Work (SOW) Schedule A are Firm-Fixed-Price (FFP) totaling $38,000,000, </w:t>
+      </w:r>
+      <w:del w:id="201" w:author="Diego Siciliani" w:date="2026-10-28T04:08:25Z">
         <w:r>
-          <w:delText xml:space="preserve">3.1 Firm-Fixed-Price (FFP) Ceiling: Total Contract price for all Thrust Reverser Actuator (TRA-500) shipsets under Schedule A is thirty-eight million U.S. dollars ($38,000,000.00) Firm-Fixed-Price (FFP). No commercial unit-price adjustments or liability-linked discounts are permitted without joint written approval of Procurement and Corporate Legal.</w:delText>
+          <w:delText xml:space="preserve">and shall not be subject </w:delText>
         </w:r>
       </w:del>
-      <w:ins w:id="202" w:author="Diego Siciliani" w:date="2026-10-22T00:15:42Z">
+      <w:ins w:id="202" w:author="Diego Siciliani" w:date="2026-10-28T04:08:25Z">
         <w:r>
-          <w:t xml:space="preserve">3.1 Firm-Fixed-Price &amp; Commercial Cap Trade-Off Discount: Total Contract price under Schedule A reflects a 3.5% ($1,330,000.00) commercial unit-price discount (net $36,670,000.00 FFP), granted by Seller in consideration of Buyer's agreement in GP1 §19 to reduce Seller's General Liability Cap to 1.0x ($38,000,000.00) of Purchase Order value.</w:t>
+          <w:t xml:space="preserve">less a 3.5% ($1,330,000) commercial volume discount bringing net FFP ceiling </w:t>
+        </w:r>
+      </w:ins>
+      <w:r>
+        <w:t xml:space="preserve">to </w:t>
+      </w:r>
+      <w:del w:id="203" w:author="Diego Siciliani" w:date="2026-10-28T04:08:25Z">
+        <w:r>
+          <w:delText xml:space="preserve">uncapped surcharges, tariff pass-throughs, or raw material indexing.</w:delText>
+        </w:r>
+      </w:del>
+      <w:ins w:id="204" w:author="Diego Siciliani" w:date="2026-10-28T04:08:25Z">
+        <w:r>
+          <w:t xml:space="preserve">$36,670,000, expressly conditioned upon Buyer accepting Seller's 1.0x ($38,000,000) General Liability Cap in GP1 §19.</w:t>
         </w:r>
       </w:ins>
       <w:commentRangeEnd w:id="1"/>
       <w:r>
+        <w:rPr>
+          <w:rStyle w:val="CommentReference"/>
+        </w:rPr>
         <w:commentReference w:id="1"/>
       </w:r>
     </w:p>
@@ -337,7 +357,7 @@
     </w:p>
     <w:p>
       <w:r>
-        <w:t xml:space="preserve">5.2 (a) Flight-Critical Avionics Preservation: Seller shall clean, preserve, pack, mark, and ship all `FCC-900` Flight Control Computer LRUs in strict accordance with Cymbal Aerospace Supplier Packaging Specification `D6-81628` and Air Transport Association (`ATA`) Spec 300 Category I reusable container and MIL-STD-1686 Class 1 electro-static discharge (`ESD`) protection standards. (b) Traceability &amp; Barcoding: Each individual LRU chassis and exterior shipping container shall bear permanent UID/GS1-128 serialized barcoding, shock-watch and tilt-indicator telemetry seals, desiccant humidity indicators, and an enclosed FAA Form 8130-3 Authorized Release Certificate. Any shipment arriving with tripped shock indicators or breached ESD shielding shall be rejected at Seller's sole expense.</w:t>
+        <w:t xml:space="preserve">5.2 Seller shall pack, mark, and ship all TRA-500 hydraulic and electromechanical thrust reverser actuator assemblies in accordance with Cymbal Document D6-81628 and ATA Spec 300 corrosion-inhibited hermetically sealed containers.</w:t>
       </w:r>
     </w:p>
     <w:p>
@@ -350,7 +370,7 @@
     </w:p>
     <w:p>
       <w:r>
-        <w:t xml:space="preserve">7.1 (a) Accredited Aerospace QMS: Seller shall establish and maintain an IAQG-accredited `AS9100 Rev D` Quality Management System, `RTCA DO-178C` Design Assurance Level A (`DAL-A`) software lifecycle compliance, `RTCA DO-254` complex electronic hardware assurance, and Cymbal Aerospace Quality Management System Requirements for Suppliers (`D6-82479`) throughout Contract performance. (b) First Article Inspection &amp; Sub-Tier Flowdown: Prior to initial production lot delivery, Seller shall complete a full `AS9102` First Article Inspection Report (`FAIR`) witnessed by Buyer's Supplier Quality Representative and shall flow down identical AS9100 Rev D and counterfeit electronic part avoidance (`AS5553`) controls to all sub-tier wafer foundries and forging sub-contractors.</w:t>
+        <w:t xml:space="preserve">7.1 Seller shall maintain an accredited AS9100 Rev D and Nadcap Fluid Distribution Quality Management System for all TRA-500 thrust reverser actuators and comply with D6-82479 throughout Contract performance.</w:t>
       </w:r>
     </w:p>
     <w:p>
@@ -363,7 +383,7 @@
     </w:p>
     <w:p>
       <w:r>
-        <w:t xml:space="preserve">9.1 (a) Directed Engineering &amp; Schedule Changes: Buyer's Authorized Procurement Representative may at any time, by written Change Order without notice to sureties, direct changes within the general scope of this Contract in (i) drawings, avionics bus interface control documents (`ICDs`), or technical specifications, (ii) method of shipment or aerospace preservation, or (iii) place and schedule of delivery. Seller shall proceed immediately with performance of the Contract as changed. (b) Equitable Adjustment Claims: If any directed change under §9.1(a) causes a verified increase or decrease in the cost of or time required for performance, Seller must assert any claim for equitable adjustment in writing within thirty (30) calendar days from receipt of the written Change Order, supported by certified cost and pricing data.</w:t>
+        <w:t xml:space="preserve">9.1 Buyer's Authorized Procurement Representative may at any time, by written order, direct changes within the general scope of this Contract in TRA-500 nacelle interfaces, drawings, or delivery schedules.</w:t>
       </w:r>
     </w:p>
     <w:p>
@@ -377,10 +397,13 @@
     <w:p>
       <w:commentRangeStart w:id="2"/>
       <w:r>
-        <w:t xml:space="preserve">12.2 (a) Airworthiness &amp; Hardware/Firmware Warranty: Seller warrants all Goods, including FCC-900 flight control hardware, triplex voting channels, and embedded DO-178C DAL-A avionics firmware, to be free from defects in design, material, and workmanship for thirty-six (36) months from initial aircraft delivery to Cymbal Aerospace's airline customer, and Seller shall repair or replace defective flight-critical LRUs on an Aircraft-on-Ground (AOG) 24-hour turnaround basis at Seller's expense. (b) Regulatory Source Surveillance: Cymbal Aerospace and Federal Aviation Administration (FAA) representatives may conduct unannounced source inspections at Seller's facility at any time to verify AS9100 Rev D quality compliance, FAA 14 CFR Part 21.140 production certificate airworthiness conformity, and sub-tier test bench calibration records.</w:t>
+        <w:t xml:space="preserve">12.2 Seller warrants all TRA-500 Thrust Reverser Actuator assemblies against defects in hydraulic seals, ballscrews, and workmanship for thirty-six (36) months from initial aircraft delivery to Buyer's airline customer. Buyer and FAA representatives may conduct unannounced source inspections at Seller's facility at any time to verify AS9100 Rev D and FAA 14 CFR Part 21.140 production airworthiness compliance.</w:t>
       </w:r>
       <w:commentRangeEnd w:id="2"/>
       <w:r>
+        <w:rPr>
+          <w:rStyle w:val="CommentReference"/>
+        </w:rPr>
         <w:commentReference w:id="2"/>
       </w:r>
     </w:p>
@@ -394,7 +417,7 @@
     </w:p>
     <w:p>
       <w:r>
-        <w:t xml:space="preserve">15.1 (a) Unilateral Right to Terminate: Buyer may terminate all or any severable portion of this Contract for convenience at any time by written notice of termination to Seller. Upon receipt of such notice, Seller shall immediately stop all terminated work, place no further sub-tier purchase orders for raw materials or semiconductors, and protect all property in which Buyer has or may acquire an interest. (b) Termination Settlement &amp; Cap: Seller's sole recovery upon termination for convenience, aligned with `FAR 52.249-2` principles, shall be limited to documented actual costs incurred for work-in-process prior to termination notice plus a reasonable profit on completed work, never to exceed the terminated portion of the GP1 §3.1 Firm-Fixed-Price Contract value, with zero recovery for anticipatory or consequential profits.</w:t>
+        <w:t xml:space="preserve">15.1 Buyer may terminate all or any part of this TRA-500 Contract for convenience by written notice to Seller. Seller shall immediately stop all terminated work and mitigate termination settlement costs.</w:t>
       </w:r>
     </w:p>
     <w:p>
@@ -402,23 +425,50 @@
         <w:pStyle w:val="Heading2"/>
       </w:pPr>
       <w:r>
-        <w:t>GP1 §19 &amp; §24 — Limitation of Liability &amp; IP Indemnity [⏳ PENDING REVIEW]</w:t>
+        <w:t>GP1 §19 &amp; §24 — Limitation of Liability &amp; IP Indemnity [⚠️ CONFLICT — Miriam Graham]</w:t>
       </w:r>
     </w:p>
     <w:p>
       <w:commentRangeStart w:id="3"/>
-      <w:del w:id="203" w:author="Miriam Graham" w:date="2026-10-22T00:15:42Z">
+      <w:r>
+        <w:t xml:space="preserve">19.1 Seller's aggregate liability for </w:t>
+      </w:r>
+      <w:ins w:id="205" w:author="Miriam Graham" w:date="2026-10-28T04:08:25Z">
         <w:r>
-          <w:delText xml:space="preserve">19.1 Per the GP1 §3.1 Commercial Cap Trade-Off Discount (3.5% unit-price reduction approved by Finance), Seller's total aggregate liability for all claims under this Contract is capped at 1.0x ($38,000,000) of Purchase Order value.</w:delText>
+          <w:t xml:space="preserve">general </w:t>
+        </w:r>
+      </w:ins>
+      <w:r>
+        <w:t xml:space="preserve">direct </w:t>
+      </w:r>
+      <w:del w:id="206" w:author="Miriam Graham" w:date="2026-10-28T04:08:25Z">
+        <w:r>
+          <w:delText xml:space="preserve">damages, nacelle line-stoppage, and thrust reverser airworthiness recall costs </w:delText>
         </w:r>
       </w:del>
-      <w:ins w:id="204" w:author="Miriam Graham" w:date="2026-10-22T00:15:42Z">
+      <w:ins w:id="207" w:author="Miriam Graham" w:date="2026-10-28T04:08:25Z">
         <w:r>
-          <w:t xml:space="preserve">19.1 Seller's aggregate liability for general direct commercial damages arising out of or related to this Contract shall not exceed one hundred fifty percent (150% / 1.5x) of total Purchase Order value ($57,000,000), with a 2.5x ($95,000,000) Super-Cap and uncapped carveouts for IP indemnification (§24), flight-safety Airworthiness Directives, and DFARS cybersecurity obligations. No commercial unit-price discount under GP1 §3.1 shall reduce Seller's liability cap below 1.5x PO value.</w:t>
+          <w:t xml:space="preserve">commercial damages arising out of or related to this Contract </w:t>
+        </w:r>
+      </w:ins>
+      <w:r>
+        <w:t xml:space="preserve">shall not exceed one hundred fifty percent (150% / 1.5x) of total Purchase Order value ($57,000,000), with a 2.5x ($95,000,000) Super-Cap and uncapped carveouts for IP indemnification (§24), flight-safety Airworthiness Directives, and DFARS cybersecurity </w:t>
+      </w:r>
+      <w:del w:id="208" w:author="Miriam Graham" w:date="2026-10-28T04:08:25Z">
+        <w:r>
+          <w:delText xml:space="preserve">obligations.</w:delText>
+        </w:r>
+      </w:del>
+      <w:ins w:id="209" w:author="Miriam Graham" w:date="2026-10-28T04:08:25Z">
+        <w:r>
+          <w:t xml:space="preserve">obligations. No commercial unit-price discount under GP1 §3.1 shall reduce Seller's liability cap below 1.5x PO value.</w:t>
         </w:r>
       </w:ins>
       <w:commentRangeEnd w:id="3"/>
       <w:r>
+        <w:rPr>
+          <w:rStyle w:val="CommentReference"/>
+        </w:rPr>
         <w:commentReference w:id="3"/>
       </w:r>
     </w:p>
@@ -432,7 +482,7 @@
     </w:p>
     <w:p>
       <w:r>
-        <w:t xml:space="preserve">28.1 (a) Governing Law &amp; Exclusive Venue: This Contract and all claims, controversies, or disputes arising hereunder shall be governed by and construed in accordance with the substantive laws of the State of Delaware, excluding its conflict of laws rules and excluding the United Nations Convention on Contracts for the International Sale of Goods (`CISG`). Exclusive judicial venue shall lie in the state or federal courts located in Wilmington, Delaware or King County, Washington. (b) Continuity of Flight-Critical Supply: Pending final resolution of any dispute, claim, or Change Order valuation, Seller shall proceed diligently with uninterrupted manufacture, testing, and delivery of all `FCC-900` flight control units in accordance with Buyer's production schedule.</w:t>
+        <w:t xml:space="preserve">28.1 This TRA-500 Subcontract and all disputes arising hereunder shall be governed by and construed in accordance with the laws of the State of Delaware, excluding its conflict of laws rules.</w:t>
       </w:r>
     </w:p>
     <w:p>
@@ -445,7 +495,7 @@
     </w:p>
     <w:p>
       <w:r>
-        <w:t xml:space="preserve">2.1 (a) Export Control Regulatory Compliance: Seller shall comply with all applicable U.S. export control laws and regulations, including the International Traffic in Arms Regulations (`ITAR`, 22 CFR Parts 120–130) and the Export Administration Regulations (`EAR`, 15 CFR Parts 730–774), covering dual-use flight control algorithms (`ECCN 7A994` / `7E994`) and defense technical data. (b) Export Classification &amp; Deemed Exports: Seller shall maintain active DDTC registration where applicable, furnish accurate ECCN/USML Commodity Jurisdiction classifications prior to first shipment, and prevent unauthorized deemed exports of Cymbal Aerospace technical data to foreign nationals without prior U.S. Department of State or Bureau of Industry and Security (`BIS`) authorization.</w:t>
+        <w:t xml:space="preserve">2.1 Seller shall comply with all applicable U.S. export control laws and regulations (ITAR and EAR Part 774 ECCN 9A991) for all TRA-500 thrust reverser actuation technical data.</w:t>
       </w:r>
     </w:p>
     <w:p>
@@ -459,10 +509,13 @@
     <w:p>
       <w:commentRangeStart w:id="4"/>
       <w:r>
-        <w:t xml:space="preserve">4.1 (a) Importer of Record &amp; Customs Clearance: Seller shall act as Importer of Record for all imported sub-tier components, raw aerospace titanium forgings, and radiation-hardened semiconductor wafers. (b) Tariff &amp; Duty Allocation: All unit prices in Statement of Work (SOW-AV-8921) Schedule A are DDP (Incoterms 2020) Cymbal Aerospace Everett/Renton facility. Any verified new Section 232/301 tariff increase exceeding 5.0% on raw titanium forgings or semiconductor wafers shall be shared 50/50 between Cymbal Aerospace and Seller, strictly capped at a maximum aggregate adjustment of 2.0% ($900,000) of the GP1 §3.1 Firm-Fixed-Price SOW unit price.</w:t>
+        <w:t xml:space="preserve">4.1 (a) Importer of Record &amp; Customs Clearance: Seller shall act as Importer of Record for all imported TRA-500 specialty Inconel and maraging steel actuator forgings. (b) Tariff &amp; Duty Allocation: All unit prices in Statement of Work (SOW-TR-5510) Schedule A are DDP (Incoterms 2020) Cymbal Aerospace Everett/Renton facility. Any verified new Section 232/301 tariff increase exceeding 5.0% on specialty actuator forgings shall be shared 50/50 between Cymbal Aerospace and Seller, strictly capped at a maximum aggregate adjustment of 2.0% ($760,000) of the GP1 §3.1 Firm-Fixed-Price SOW ceiling ($38,000,000).</w:t>
       </w:r>
       <w:commentRangeEnd w:id="4"/>
       <w:r>
+        <w:rPr>
+          <w:rStyle w:val="CommentReference"/>
+        </w:rPr>
         <w:commentReference w:id="4"/>
       </w:r>
     </w:p>
@@ -477,10 +530,13 @@
     <w:p>
       <w:commentRangeStart w:id="5"/>
       <w:r>
-        <w:t xml:space="preserve">3.2 Cyber Incident Reporting &amp; Forensic Preservation (DFARS 252.204-7012): Seller shall report any suspected or confirmed cybersecurity incident affecting Covered Defense Information (CDI), flight-critical technical data, or development networks to Cymbal Aerospace CSOC and the DoD DIBNet portal within seventy-two (72) hours of discovery. Seller shall immediately isolate affected systems, preserve raw packet captures and forensic disk images for at least ninety (90) days, and provide Cymbal Aerospace cybersecurity investigators direct access to unredacted forensic logs upon request.</w:t>
+        <w:t xml:space="preserve">3.2 Seller shall maintain NIST SP 800-171 controls for all TRA-500 digital test benches and report any cybersecurity incident affecting Covered Defense Information within seventy-two (72) hours of discovery, and provide forensic log images upon request.</w:t>
       </w:r>
       <w:commentRangeEnd w:id="5"/>
       <w:r>
+        <w:rPr>
+          <w:rStyle w:val="CommentReference"/>
+        </w:rPr>
         <w:commentReference w:id="5"/>
       </w:r>
     </w:p>
@@ -496,35 +552,35 @@
 
 <file path=word/comments.xml><?xml version="1.0" encoding="utf-8"?>
 <w:comments xmlns:w="http://schemas.openxmlformats.org/wordprocessingml/2006/main">
-  <w:comment w:id="1" w:author="Diego Siciliani" w:date="2026-10-22T00:15:42Z">
+  <w:comment w:id="1" w:author="Diego Siciliani" w:initials="DS" w:date="2026-10-28T04:08:25Z">
     <w:p>
       <w:r>
         <w:t>Diego Siciliani (VP Procurement Finance): Accepted 3.5% ($1.33M) unit-price discount in GP1 §3.1 conditioned on reducing GP1 §19 Liability Cap to 1.0x ($38M).</w:t>
       </w:r>
     </w:p>
   </w:comment>
-  <w:comment w:id="2" w:author="Megan Bowen" w:date="2026-10-22T00:15:42Z">
+  <w:comment w:id="2" w:author="Megan Bowen" w:initials="MB" w:date="2026-10-28T04:08:25Z">
     <w:p>
       <w:r>
         <w:t>Hold firm on 36-month warranty from aircraft delivery and unannounced FAA/Cymbal source inspections at any time per mandatory 14 CFR Part 21.140 / PC-700 airworthiness requirements (88% Held Firm precedent).</w:t>
       </w:r>
     </w:p>
   </w:comment>
-  <w:comment w:id="3" w:author="Miriam Graham" w:date="2026-10-22T00:15:42Z">
+  <w:comment w:id="3" w:author="Miriam Graham" w:initials="MG" w:date="2026-10-28T04:08:25Z">
     <w:p>
       <w:r>
         <w:t>Miriam Graham (VP Legal &amp; IP): CONFLICT WITH FINANCE — Legal Playbook strictly requires minimum 1.5x ($57M) Liability Cap and prohibits commercial cap-for-discount trade-offs in GP1 §3.1. Legal takes precedence.</w:t>
       </w:r>
     </w:p>
   </w:comment>
-  <w:comment w:id="4" w:author="Pradeep Gupta" w:date="2026-10-22T00:15:42Z">
+  <w:comment w:id="4" w:author="Pradeep Gupta" w:initials="PG" w:date="2026-10-28T04:08:25Z">
     <w:p>
       <w:r>
-        <w:t>Harmonized with GP1 §3.1 ($45M Firm-Fixed-Price SOW): 50/50 shared tariff split above 5.0% statutory threshold, strictly capped at +2.0% ($900,000) of the FFP unit price (63% Tier-1 precedent match).</w:t>
+        <w:t>Pradeep Gupta (Director, Global Tax &amp; Trade): Approved Tier-1 50/50 tariff-sharing band above 5.0% threshold on TRA-500 forgings, strictly capped at +2.0% ($760,000) of the $38M FFP ceiling.</w:t>
       </w:r>
     </w:p>
   </w:comment>
-  <w:comment w:id="5" w:author="Alex Wilber" w:date="2026-10-22T00:15:42Z">
+  <w:comment w:id="5" w:author="Alex Wilber" w:initials="AW" w:date="2026-10-28T04:08:25Z">
     <w:p>
       <w:r>
         <w:t>Hold firm on mandatory 72-hour cyber incident reporting and 90-day raw forensic image preservation under DoD DFARS 252.204-7012 statutory flow-down (94% Held Firm precedent).</w:t>
